--- a/docs/source/02_AI_Data_Lab_Roadmap_Versioning_Prompts.docx
+++ b/docs/source/02_AI_Data_Lab_Roadmap_Versioning_Prompts.docx
@@ -42,6 +42,8 @@
       <w:tr>
         <w:trPr>
           <w:trHeight w:val="60" w:hRule="exact"/>
+          <w:cantSplit/>
+          <w:tblHeader/>
         </w:trPr>
         <w:tc>
           <w:tcPr>
@@ -532,6 +534,52 @@
     </w:p>
     <w:p>
       <w:pPr>
+        <w:pStyle w:val="Heading2"/>
+      </w:pPr>
+      <w:r>
+        <w:t>Expérience : règle de conservation</w:t>
+      </w:r>
+    </w:p>
+    <w:p>
+      <w:pPr/>
+      <w:r>
+        <w:t>La V1 doit présenter le parcours professionnel réel dès le lancement. L’objectif n’est pas un CV exhaustif, mais une preuve de séniorité et de continuité : expérience Data -&gt; responsabilités -&gt; projets/expériences IA -&gt; nouvelles compétences.</w:t>
+      </w:r>
+    </w:p>
+    <w:p>
+      <w:pPr>
+        <w:pStyle w:val="ListBullet"/>
+      </w:pPr>
+      <w:r>
+        <w:t>Créer un modèle ExperienceEntry séparé de Project, Lab et Credential.</w:t>
+      </w:r>
+    </w:p>
+    <w:p>
+      <w:pPr>
+        <w:pStyle w:val="ListBullet"/>
+      </w:pPr>
+      <w:r>
+        <w:t>Distinguer systématiquement PROFESSIONAL, PERSONAL_PROJECT, TRAINING et LEARNING/LAB.</w:t>
+      </w:r>
+    </w:p>
+    <w:p>
+      <w:pPr>
+        <w:pStyle w:val="ListBullet"/>
+      </w:pPr>
+      <w:r>
+        <w:t>Ne jamais convertir une formation ou un projet personnel en expérience client.</w:t>
+      </w:r>
+    </w:p>
+    <w:p>
+      <w:pPr>
+        <w:pStyle w:val="ListBullet"/>
+      </w:pPr>
+      <w:r>
+        <w:t>Prévoir les contenus FR et EN pour l’expérience au même titre que les autres contenus publics.</w:t>
+      </w:r>
+    </w:p>
+    <w:p>
+      <w:pPr>
         <w:pStyle w:val="Heading1"/>
       </w:pPr>
       <w:r>
@@ -553,6 +601,7 @@
       <w:tr>
         <w:trPr>
           <w:tblHeader w:val="true"/>
+          <w:cantSplit/>
         </w:trPr>
         <w:tc>
           <w:tcPr>
@@ -661,6 +710,9 @@
         </w:tc>
       </w:tr>
       <w:tr>
+        <w:trPr>
+          <w:cantSplit/>
+        </w:trPr>
         <w:tc>
           <w:tcPr>
             <w:tcW w:type="dxa" w:w="3389"/>
@@ -762,6 +814,9 @@
         </w:tc>
       </w:tr>
       <w:tr>
+        <w:trPr>
+          <w:cantSplit/>
+        </w:trPr>
         <w:tc>
           <w:tcPr>
             <w:tcW w:type="dxa" w:w="3389"/>
@@ -866,6 +921,9 @@
         </w:tc>
       </w:tr>
       <w:tr>
+        <w:trPr>
+          <w:cantSplit/>
+        </w:trPr>
         <w:tc>
           <w:tcPr>
             <w:tcW w:type="dxa" w:w="3389"/>
@@ -967,6 +1025,9 @@
         </w:tc>
       </w:tr>
       <w:tr>
+        <w:trPr>
+          <w:cantSplit/>
+        </w:trPr>
         <w:tc>
           <w:tcPr>
             <w:tcW w:type="dxa" w:w="3389"/>
@@ -1071,6 +1132,9 @@
         </w:tc>
       </w:tr>
       <w:tr>
+        <w:trPr>
+          <w:cantSplit/>
+        </w:trPr>
         <w:tc>
           <w:tcPr>
             <w:tcW w:type="dxa" w:w="3389"/>
@@ -1172,6 +1236,9 @@
         </w:tc>
       </w:tr>
       <w:tr>
+        <w:trPr>
+          <w:cantSplit/>
+        </w:trPr>
         <w:tc>
           <w:tcPr>
             <w:tcW w:type="dxa" w:w="3389"/>
@@ -1276,6 +1343,9 @@
         </w:tc>
       </w:tr>
       <w:tr>
+        <w:trPr>
+          <w:cantSplit/>
+        </w:trPr>
         <w:tc>
           <w:tcPr>
             <w:tcW w:type="dxa" w:w="3389"/>
@@ -1377,6 +1447,9 @@
         </w:tc>
       </w:tr>
       <w:tr>
+        <w:trPr>
+          <w:cantSplit/>
+        </w:trPr>
         <w:tc>
           <w:tcPr>
             <w:tcW w:type="dxa" w:w="3389"/>
@@ -1481,6 +1554,9 @@
         </w:tc>
       </w:tr>
       <w:tr>
+        <w:trPr>
+          <w:cantSplit/>
+        </w:trPr>
         <w:tc>
           <w:tcPr>
             <w:tcW w:type="dxa" w:w="3389"/>
@@ -1581,6 +1657,41 @@
           </w:p>
         </w:tc>
       </w:tr>
+      <w:tr>
+        <w:trPr>
+          <w:cantSplit/>
+        </w:trPr>
+        <w:tc>
+          <w:tcPr>
+            <w:tcW w:type="dxa" w:w="3389"/>
+          </w:tcPr>
+          <w:p>
+            <w:r>
+              <w:t>Professional data</w:t>
+            </w:r>
+          </w:p>
+        </w:tc>
+        <w:tc>
+          <w:tcPr>
+            <w:tcW w:type="dxa" w:w="3389"/>
+          </w:tcPr>
+          <w:p>
+            <w:r>
+              <w:t>ExperienceEntry + Credential schemas</w:t>
+            </w:r>
+          </w:p>
+        </w:tc>
+        <w:tc>
+          <w:tcPr>
+            <w:tcW w:type="dxa" w:w="3389"/>
+          </w:tcPr>
+          <w:p>
+            <w:r>
+              <w:t>Sépare le parcours réel des projets, formations et Labs</w:t>
+            </w:r>
+          </w:p>
+        </w:tc>
+      </w:tr>
     </w:tbl>
     <w:p>
       <w:pPr>
@@ -1647,6 +1758,7 @@
       <w:tr>
         <w:trPr>
           <w:tblHeader w:val="true"/>
+          <w:cantSplit/>
         </w:trPr>
         <w:tc>
           <w:tcPr>
@@ -1790,6 +1902,9 @@
         </w:tc>
       </w:tr>
       <w:tr>
+        <w:trPr>
+          <w:cantSplit/>
+        </w:trPr>
         <w:tc>
           <w:tcPr>
             <w:tcW w:type="dxa" w:w="2541"/>
@@ -1924,6 +2039,9 @@
         </w:tc>
       </w:tr>
       <w:tr>
+        <w:trPr>
+          <w:cantSplit/>
+        </w:trPr>
         <w:tc>
           <w:tcPr>
             <w:tcW w:type="dxa" w:w="2541"/>
@@ -2062,6 +2180,9 @@
         </w:tc>
       </w:tr>
       <w:tr>
+        <w:trPr>
+          <w:cantSplit/>
+        </w:trPr>
         <w:tc>
           <w:tcPr>
             <w:tcW w:type="dxa" w:w="2541"/>
@@ -2196,6 +2317,9 @@
         </w:tc>
       </w:tr>
       <w:tr>
+        <w:trPr>
+          <w:cantSplit/>
+        </w:trPr>
         <w:tc>
           <w:tcPr>
             <w:tcW w:type="dxa" w:w="2541"/>
@@ -2334,6 +2458,9 @@
         </w:tc>
       </w:tr>
       <w:tr>
+        <w:trPr>
+          <w:cantSplit/>
+        </w:trPr>
         <w:tc>
           <w:tcPr>
             <w:tcW w:type="dxa" w:w="2541"/>
@@ -2468,6 +2595,9 @@
         </w:tc>
       </w:tr>
       <w:tr>
+        <w:trPr>
+          <w:cantSplit/>
+        </w:trPr>
         <w:tc>
           <w:tcPr>
             <w:tcW w:type="dxa" w:w="2541"/>
@@ -2606,6 +2736,9 @@
         </w:tc>
       </w:tr>
       <w:tr>
+        <w:trPr>
+          <w:cantSplit/>
+        </w:trPr>
         <w:tc>
           <w:tcPr>
             <w:tcW w:type="dxa" w:w="2541"/>
@@ -2740,6 +2873,9 @@
         </w:tc>
       </w:tr>
       <w:tr>
+        <w:trPr>
+          <w:cantSplit/>
+        </w:trPr>
         <w:tc>
           <w:tcPr>
             <w:tcW w:type="dxa" w:w="2541"/>
@@ -2878,6 +3014,9 @@
         </w:tc>
       </w:tr>
       <w:tr>
+        <w:trPr>
+          <w:cantSplit/>
+        </w:trPr>
         <w:tc>
           <w:tcPr>
             <w:tcW w:type="dxa" w:w="2541"/>
@@ -3036,6 +3175,10 @@
         <w:gridCol w:w="10166"/>
       </w:tblGrid>
       <w:tr>
+        <w:trPr>
+          <w:cantSplit/>
+          <w:tblHeader/>
+        </w:trPr>
         <w:tc>
           <w:tcPr>
             <w:tcW w:type="dxa" w:w="10166"/>
@@ -3117,6 +3260,10 @@
         <w:gridCol w:w="10166"/>
       </w:tblGrid>
       <w:tr>
+        <w:trPr>
+          <w:cantSplit/>
+          <w:tblHeader/>
+        </w:trPr>
         <w:tc>
           <w:tcPr>
             <w:tcW w:type="dxa" w:w="10166"/>
@@ -3198,6 +3345,10 @@
         <w:gridCol w:w="10166"/>
       </w:tblGrid>
       <w:tr>
+        <w:trPr>
+          <w:cantSplit/>
+          <w:tblHeader/>
+        </w:trPr>
         <w:tc>
           <w:tcPr>
             <w:tcW w:type="dxa" w:w="10166"/>
@@ -3287,6 +3438,10 @@
         <w:gridCol w:w="10166"/>
       </w:tblGrid>
       <w:tr>
+        <w:trPr>
+          <w:cantSplit/>
+          <w:tblHeader/>
+        </w:trPr>
         <w:tc>
           <w:tcPr>
             <w:tcW w:type="dxa" w:w="10166"/>
@@ -3329,13 +3484,7 @@
           </w:p>
           <w:p>
             <w:r>
-              <w:rPr>
-                <w:b/>
-              </w:rPr>
-              <w:t xml:space="preserve">Livrables : </w:t>
-            </w:r>
-            <w:r>
-              <w:t>Home, Projects, Lab, Writing, Learning, Observe preview, About; FR/EN.</w:t>
+              <w:t>Livrables : Home, Experience/Parcours, Projects, Lab, Writing, Learning, Observe preview, About; FR/EN.</w:t>
             </w:r>
           </w:p>
           <w:p>
@@ -3379,6 +3528,7 @@
       <w:tr>
         <w:trPr>
           <w:tblHeader w:val="true"/>
+          <w:cantSplit/>
         </w:trPr>
         <w:tc>
           <w:tcPr>
@@ -3452,6 +3602,9 @@
         </w:tc>
       </w:tr>
       <w:tr>
+        <w:trPr>
+          <w:cantSplit/>
+        </w:trPr>
         <w:tc>
           <w:tcPr>
             <w:tcW w:type="dxa" w:w="5083"/>
@@ -3520,6 +3673,9 @@
         </w:tc>
       </w:tr>
       <w:tr>
+        <w:trPr>
+          <w:cantSplit/>
+        </w:trPr>
         <w:tc>
           <w:tcPr>
             <w:tcW w:type="dxa" w:w="5083"/>
@@ -3590,6 +3746,9 @@
         </w:tc>
       </w:tr>
       <w:tr>
+        <w:trPr>
+          <w:cantSplit/>
+        </w:trPr>
         <w:tc>
           <w:tcPr>
             <w:tcW w:type="dxa" w:w="5083"/>
@@ -3658,6 +3817,9 @@
         </w:tc>
       </w:tr>
       <w:tr>
+        <w:trPr>
+          <w:cantSplit/>
+        </w:trPr>
         <w:tc>
           <w:tcPr>
             <w:tcW w:type="dxa" w:w="5083"/>
@@ -3728,6 +3890,9 @@
         </w:tc>
       </w:tr>
       <w:tr>
+        <w:trPr>
+          <w:cantSplit/>
+        </w:trPr>
         <w:tc>
           <w:tcPr>
             <w:tcW w:type="dxa" w:w="5083"/>
@@ -3796,6 +3961,9 @@
         </w:tc>
       </w:tr>
       <w:tr>
+        <w:trPr>
+          <w:cantSplit/>
+        </w:trPr>
         <w:tc>
           <w:tcPr>
             <w:tcW w:type="dxa" w:w="5083"/>
@@ -3866,6 +4034,34 @@
         </w:tc>
       </w:tr>
       <w:tr>
+        <w:trPr>
+          <w:cantSplit/>
+        </w:trPr>
+        <w:tc>
+          <w:tcPr>
+            <w:tcW w:type="dxa" w:w="5083"/>
+          </w:tcPr>
+          <w:p>
+            <w:r>
+              <w:t>Experience / Parcours</w:t>
+            </w:r>
+          </w:p>
+        </w:tc>
+        <w:tc>
+          <w:tcPr>
+            <w:tcW w:type="dxa" w:w="5083"/>
+          </w:tcPr>
+          <w:p>
+            <w:r>
+              <w:t>Timeline, rôles, contextes, responsabilités, management, Data Strategy/Governance, impacts et credentials</w:t>
+            </w:r>
+          </w:p>
+        </w:tc>
+      </w:tr>
+      <w:tr>
+        <w:trPr>
+          <w:cantSplit/>
+        </w:trPr>
         <w:tc>
           <w:tcPr>
             <w:tcW w:type="dxa" w:w="5083"/>
@@ -4012,6 +4208,30 @@
     </w:p>
     <w:p>
       <w:pPr>
+        <w:pStyle w:val="ListBullet"/>
+      </w:pPr>
+      <w:r>
+        <w:t>Le visiteur comprend en moins de 10 secondes qu’il existe déjà un socle d’environ 10 ans d’expérience Data et que l’IA/Physical AI représente une extension du parcours, pas un point de départ.</w:t>
+      </w:r>
+    </w:p>
+    <w:p>
+      <w:pPr>
+        <w:pStyle w:val="ListBullet"/>
+      </w:pPr>
+      <w:r>
+        <w:t>La page Experience/Parcours distingue responsabilités, réalisations, management, gouvernance et stack réellement pratiquée.</w:t>
+      </w:r>
+    </w:p>
+    <w:p>
+      <w:pPr>
+        <w:pStyle w:val="ListBullet"/>
+      </w:pPr>
+      <w:r>
+        <w:t>Les badges de preuve PROFESSIONAL / PERSONAL PROJECT / TRAINING / LAB sont visibles lorsque nécessaire.</w:t>
+      </w:r>
+    </w:p>
+    <w:p>
+      <w:pPr>
         <w:pStyle w:val="Heading1"/>
       </w:pPr>
       <w:r>
@@ -4029,6 +4249,10 @@
         <w:gridCol w:w="10166"/>
       </w:tblGrid>
       <w:tr>
+        <w:trPr>
+          <w:cantSplit/>
+          <w:tblHeader/>
+        </w:trPr>
         <w:tc>
           <w:tcPr>
             <w:tcW w:type="dxa" w:w="10166"/>
@@ -4134,6 +4358,10 @@
         <w:gridCol w:w="10166"/>
       </w:tblGrid>
       <w:tr>
+        <w:trPr>
+          <w:cantSplit/>
+          <w:tblHeader/>
+        </w:trPr>
         <w:tc>
           <w:tcPr>
             <w:tcW w:type="dxa" w:w="10166"/>
@@ -4215,6 +4443,10 @@
         <w:gridCol w:w="10166"/>
       </w:tblGrid>
       <w:tr>
+        <w:trPr>
+          <w:cantSplit/>
+          <w:tblHeader/>
+        </w:trPr>
         <w:tc>
           <w:tcPr>
             <w:tcW w:type="dxa" w:w="10166"/>
@@ -4296,6 +4528,10 @@
         <w:gridCol w:w="10166"/>
       </w:tblGrid>
       <w:tr>
+        <w:trPr>
+          <w:cantSplit/>
+          <w:tblHeader/>
+        </w:trPr>
         <w:tc>
           <w:tcPr>
             <w:tcW w:type="dxa" w:w="10166"/>
@@ -4385,6 +4621,10 @@
         <w:gridCol w:w="10166"/>
       </w:tblGrid>
       <w:tr>
+        <w:trPr>
+          <w:cantSplit/>
+          <w:tblHeader/>
+        </w:trPr>
         <w:tc>
           <w:tcPr>
             <w:tcW w:type="dxa" w:w="10166"/>
@@ -4479,6 +4719,10 @@
         <w:gridCol w:w="10166"/>
       </w:tblGrid>
       <w:tr>
+        <w:trPr>
+          <w:cantSplit/>
+          <w:tblHeader/>
+        </w:trPr>
         <w:tc>
           <w:tcPr>
             <w:tcW w:type="dxa" w:w="10166"/>
@@ -4560,6 +4804,10 @@
         <w:gridCol w:w="10166"/>
       </w:tblGrid>
       <w:tr>
+        <w:trPr>
+          <w:cantSplit/>
+          <w:tblHeader/>
+        </w:trPr>
         <w:tc>
           <w:tcPr>
             <w:tcW w:type="dxa" w:w="10166"/>
@@ -4649,6 +4897,10 @@
         <w:gridCol w:w="10166"/>
       </w:tblGrid>
       <w:tr>
+        <w:trPr>
+          <w:cantSplit/>
+          <w:tblHeader/>
+        </w:trPr>
         <w:tc>
           <w:tcPr>
             <w:tcW w:type="dxa" w:w="10166"/>
@@ -4743,6 +4995,10 @@
         <w:gridCol w:w="10166"/>
       </w:tblGrid>
       <w:tr>
+        <w:trPr>
+          <w:cantSplit/>
+          <w:tblHeader/>
+        </w:trPr>
         <w:tc>
           <w:tcPr>
             <w:tcW w:type="dxa" w:w="10166"/>
@@ -4824,6 +5080,10 @@
         <w:gridCol w:w="10166"/>
       </w:tblGrid>
       <w:tr>
+        <w:trPr>
+          <w:cantSplit/>
+          <w:tblHeader/>
+        </w:trPr>
         <w:tc>
           <w:tcPr>
             <w:tcW w:type="dxa" w:w="10166"/>
@@ -4913,6 +5173,10 @@
         <w:gridCol w:w="10166"/>
       </w:tblGrid>
       <w:tr>
+        <w:trPr>
+          <w:cantSplit/>
+          <w:tblHeader/>
+        </w:trPr>
         <w:tc>
           <w:tcPr>
             <w:tcW w:type="dxa" w:w="10166"/>
@@ -5015,6 +5279,7 @@
       <w:tr>
         <w:trPr>
           <w:tblHeader w:val="true"/>
+          <w:cantSplit/>
         </w:trPr>
         <w:tc>
           <w:tcPr>
@@ -5123,6 +5388,9 @@
         </w:tc>
       </w:tr>
       <w:tr>
+        <w:trPr>
+          <w:cantSplit/>
+        </w:trPr>
         <w:tc>
           <w:tcPr>
             <w:tcW w:type="dxa" w:w="3389"/>
@@ -5224,6 +5492,9 @@
         </w:tc>
       </w:tr>
       <w:tr>
+        <w:trPr>
+          <w:cantSplit/>
+        </w:trPr>
         <w:tc>
           <w:tcPr>
             <w:tcW w:type="dxa" w:w="3389"/>
@@ -5328,6 +5599,9 @@
         </w:tc>
       </w:tr>
       <w:tr>
+        <w:trPr>
+          <w:cantSplit/>
+        </w:trPr>
         <w:tc>
           <w:tcPr>
             <w:tcW w:type="dxa" w:w="3389"/>
@@ -5429,6 +5703,9 @@
         </w:tc>
       </w:tr>
       <w:tr>
+        <w:trPr>
+          <w:cantSplit/>
+        </w:trPr>
         <w:tc>
           <w:tcPr>
             <w:tcW w:type="dxa" w:w="3389"/>
@@ -5533,6 +5810,9 @@
         </w:tc>
       </w:tr>
       <w:tr>
+        <w:trPr>
+          <w:cantSplit/>
+        </w:trPr>
         <w:tc>
           <w:tcPr>
             <w:tcW w:type="dxa" w:w="3389"/>
@@ -5633,6 +5913,41 @@
           </w:p>
         </w:tc>
       </w:tr>
+      <w:tr>
+        <w:trPr>
+          <w:cantSplit/>
+        </w:trPr>
+        <w:tc>
+          <w:tcPr>
+            <w:tcW w:type="dxa" w:w="3389"/>
+          </w:tcPr>
+          <w:p>
+            <w:r>
+              <w:t>Experience</w:t>
+            </w:r>
+          </w:p>
+        </w:tc>
+        <w:tc>
+          <w:tcPr>
+            <w:tcW w:type="dxa" w:w="3389"/>
+          </w:tcPr>
+          <w:p>
+            <w:r>
+              <w:t>1 timeline + 4-6 highlights</w:t>
+            </w:r>
+          </w:p>
+        </w:tc>
+        <w:tc>
+          <w:tcPr>
+            <w:tcW w:type="dxa" w:w="3389"/>
+          </w:tcPr>
+          <w:p>
+            <w:r>
+              <w:t>Socle Data ~10 ans; contextes; responsabilités; management; Data Strategy/Governance; credentials</w:t>
+            </w:r>
+          </w:p>
+        </w:tc>
+      </w:tr>
     </w:tbl>
     <w:p>
       <w:pPr>
@@ -5662,6 +5977,7 @@
       <w:tr>
         <w:trPr>
           <w:tblHeader w:val="true"/>
+          <w:cantSplit/>
         </w:trPr>
         <w:tc>
           <w:tcPr>
@@ -5770,6 +6086,9 @@
         </w:tc>
       </w:tr>
       <w:tr>
+        <w:trPr>
+          <w:cantSplit/>
+        </w:trPr>
         <w:tc>
           <w:tcPr>
             <w:tcW w:type="dxa" w:w="3389"/>
@@ -5871,6 +6190,9 @@
         </w:tc>
       </w:tr>
       <w:tr>
+        <w:trPr>
+          <w:cantSplit/>
+        </w:trPr>
         <w:tc>
           <w:tcPr>
             <w:tcW w:type="dxa" w:w="3389"/>
@@ -5926,16 +6248,8 @@
             <w:vAlign w:val="top"/>
           </w:tcPr>
           <w:p>
-            <w:pPr>
-              <w:spacing w:after="0"/>
-            </w:pPr>
             <w:r>
-              <w:rPr>
-                <w:rFonts w:ascii="Liberation Sans" w:hAnsi="Liberation Sans"/>
-                <w:color w:val="172033"/>
-                <w:sz w:val="16"/>
-              </w:rPr>
-              <w:t>Home + Projects + About</w:t>
+              <w:t>Home + Projects + Experience + About</w:t>
             </w:r>
           </w:p>
         </w:tc>
@@ -5960,21 +6274,16 @@
             <w:vAlign w:val="top"/>
           </w:tcPr>
           <w:p>
-            <w:pPr>
-              <w:spacing w:after="0"/>
-            </w:pPr>
             <w:r>
-              <w:rPr>
-                <w:rFonts w:ascii="Liberation Sans" w:hAnsi="Liberation Sans"/>
-                <w:color w:val="172033"/>
-                <w:sz w:val="16"/>
-              </w:rPr>
-              <w:t>Preview cohérente FR/EN</w:t>
+              <w:t>Preview cohérente FR/EN avec socle professionnel visible</w:t>
             </w:r>
           </w:p>
         </w:tc>
       </w:tr>
       <w:tr>
+        <w:trPr>
+          <w:cantSplit/>
+        </w:trPr>
         <w:tc>
           <w:tcPr>
             <w:tcW w:type="dxa" w:w="3389"/>
@@ -6076,6 +6385,9 @@
         </w:tc>
       </w:tr>
       <w:tr>
+        <w:trPr>
+          <w:cantSplit/>
+        </w:trPr>
         <w:tc>
           <w:tcPr>
             <w:tcW w:type="dxa" w:w="3389"/>
@@ -6180,6 +6492,9 @@
         </w:tc>
       </w:tr>
       <w:tr>
+        <w:trPr>
+          <w:cantSplit/>
+        </w:trPr>
         <w:tc>
           <w:tcPr>
             <w:tcW w:type="dxa" w:w="3389"/>
@@ -6281,6 +6596,9 @@
         </w:tc>
       </w:tr>
       <w:tr>
+        <w:trPr>
+          <w:cantSplit/>
+        </w:trPr>
         <w:tc>
           <w:tcPr>
             <w:tcW w:type="dxa" w:w="3389"/>
@@ -6419,6 +6737,7 @@
       <w:tr>
         <w:trPr>
           <w:tblHeader w:val="true"/>
+          <w:cantSplit/>
         </w:trPr>
         <w:tc>
           <w:tcPr>
@@ -6562,6 +6881,9 @@
         </w:tc>
       </w:tr>
       <w:tr>
+        <w:trPr>
+          <w:cantSplit/>
+        </w:trPr>
         <w:tc>
           <w:tcPr>
             <w:tcW w:type="dxa" w:w="2541"/>
@@ -6696,6 +7018,9 @@
         </w:tc>
       </w:tr>
       <w:tr>
+        <w:trPr>
+          <w:cantSplit/>
+        </w:trPr>
         <w:tc>
           <w:tcPr>
             <w:tcW w:type="dxa" w:w="2541"/>
@@ -6751,16 +7076,8 @@
             <w:vAlign w:val="top"/>
           </w:tcPr>
           <w:p>
-            <w:pPr>
-              <w:spacing w:after="0"/>
-            </w:pPr>
             <w:r>
-              <w:rPr>
-                <w:rFonts w:ascii="Liberation Sans" w:hAnsi="Liberation Sans"/>
-                <w:color w:val="172033"/>
-                <w:sz w:val="16"/>
-              </w:rPr>
-              <w:t>Projects/Labs/Writing réels</w:t>
+              <w:t>Experience + Projects/Labs/Writing réels</w:t>
             </w:r>
           </w:p>
         </w:tc>
@@ -6834,6 +7151,9 @@
         </w:tc>
       </w:tr>
       <w:tr>
+        <w:trPr>
+          <w:cantSplit/>
+        </w:trPr>
         <w:tc>
           <w:tcPr>
             <w:tcW w:type="dxa" w:w="2541"/>
@@ -6968,6 +7288,9 @@
         </w:tc>
       </w:tr>
       <w:tr>
+        <w:trPr>
+          <w:cantSplit/>
+        </w:trPr>
         <w:tc>
           <w:tcPr>
             <w:tcW w:type="dxa" w:w="2541"/>
@@ -7106,6 +7429,9 @@
         </w:tc>
       </w:tr>
       <w:tr>
+        <w:trPr>
+          <w:cantSplit/>
+        </w:trPr>
         <w:tc>
           <w:tcPr>
             <w:tcW w:type="dxa" w:w="2541"/>
@@ -7240,6 +7566,9 @@
         </w:tc>
       </w:tr>
       <w:tr>
+        <w:trPr>
+          <w:cantSplit/>
+        </w:trPr>
         <w:tc>
           <w:tcPr>
             <w:tcW w:type="dxa" w:w="2541"/>
@@ -7442,9 +7771,16 @@
         <w:t>- SignalLab, a cross-source technology trend intelligence engine</w:t>
         <w:br/>
         <w:br/>
-        <w:t>Core positioning:</w:t>
-        <w:br/>
-        <w:t>Data -&gt; AI Agents -&gt; Physical AI / Robotics</w:t>
+        <w:t>Professional foundation:</w:t>
+        <w:br/>
+        <w:t>- roughly 10 years of professional Data experience across Data Analyst / Data Scientist / Senior Data Analyst responsibilities</w:t>
+        <w:br/>
+        <w:t>- professional experience must be represented separately from training, personal projects and labs</w:t>
+        <w:br/>
+        <w:br/>
+        <w:t>Core trajectory:</w:t>
+        <w:br/>
+        <w:t>Experienced Data professional -&gt; AI Engineering / AI Agents -&gt; Physical AI / Robotics</w:t>
         <w:br/>
         <w:br/>
         <w:t>Blockchain and other technologies may appear as applied domains but should not dominate the product identity.</w:t>
@@ -7483,6 +7819,10 @@
         <w:br/>
         <w:t>Create a clean, modular architecture that can progressively support:</w:t>
         <w:br/>
+        <w:t>Experience</w:t>
+        <w:br/>
+        <w:t>Credentials</w:t>
+        <w:br/>
         <w:t>Projects</w:t>
         <w:br/>
         <w:t>Labs</w:t>
@@ -7509,7 +7849,7 @@
         <w:br/>
         <w:t>2. internationalization architecture</w:t>
         <w:br/>
-        <w:t>3. content schemas</w:t>
+        <w:t>3. content schemas, including ExperienceEntry and Credential with explicit evidence_type</w:t>
         <w:br/>
         <w:t>4. routing</w:t>
         <w:br/>
@@ -7565,6 +7905,8 @@
         <w:br/>
         <w:t>Home</w:t>
         <w:br/>
+        <w:t>Experience / Professional journey</w:t>
+        <w:br/>
         <w:t>Projects</w:t>
         <w:br/>
         <w:t>Project detail</w:t>
@@ -7601,9 +7943,11 @@
         <w:br/>
         <w:t>6. Latest Writing</w:t>
         <w:br/>
-        <w:t>7. Short professional background</w:t>
-        <w:br/>
-        <w:t>8. Contact / GitHub / LinkedIn</w:t>
+        <w:t>7. Professional foundation snapshot: roughly 10 years in Data, selected responsibilities/contexts and link to Experience</w:t>
+        <w:br/>
+        <w:t>8. Credentials snapshot</w:t>
+        <w:br/>
+        <w:t>9. Contact / GitHub / LinkedIn</w:t>
         <w:br/>
         <w:br/>
         <w:t>Projects must support:</w:t>
@@ -7667,6 +8011,25 @@
         <w:br/>
         <w:br/>
         <w:t>Keep it sophisticated, minimal and highly readable.</w:t>
+        <w:br/>
+        <w:br/>
+        <w:t>Experience page requirements:</w:t>
+        <w:br/>
+        <w:t>- concise professional timeline</w:t>
+        <w:br/>
+        <w:t>- role / context / responsibilities / selected impact</w:t>
+        <w:br/>
+        <w:t>- management experience when relevant</w:t>
+        <w:br/>
+        <w:t>- Data Strategy / Data Management / Data Governance / Data Culture exposure when relevant</w:t>
+        <w:br/>
+        <w:t>- selected tools actually used professionally</w:t>
+        <w:br/>
+        <w:t>- credentials and training in a separate block</w:t>
+        <w:br/>
+        <w:t>- explicit evidence labels: PROFESSIONAL, PERSONAL_PROJECT, TRAINING, LAB</w:t>
+        <w:br/>
+        <w:t>- never present blockchain, AI-agent or robotics learning as professional experience unless supported by real employment evidence</w:t>
       </w:r>
     </w:p>
     <w:p>
@@ -8702,7 +9065,76 @@
         <w:pStyle w:val="Heading2"/>
       </w:pPr>
       <w:r>
-        <w:t>Prompt 15 - Release reviewer</w:t>
+        <w:t>Prompt 15 - Professional Experience page</w:t>
+      </w:r>
+    </w:p>
+    <w:p>
+      <w:pPr>
+        <w:pStyle w:val="CodeBlock"/>
+      </w:pPr>
+      <w:r>
+        <w:t>Build the bilingual EXPERIENCE / PARCOURS section of the AI Research &amp; Engineering Lab.</w:t>
+        <w:br/>
+        <w:br/>
+        <w:t>Purpose:</w:t>
+        <w:br/>
+        <w:t>Show that the site is built on a real senior Data career, while keeping the interface more evidence-driven than a traditional CV.</w:t>
+        <w:br/>
+        <w:br/>
+        <w:t>Known professional positioning to encode as structured content:</w:t>
+        <w:br/>
+        <w:t>- roughly 10 years of experience across Data Analyst / Data Scientist / Senior Data Analyst work</w:t>
+        <w:br/>
+        <w:t>- varied contexts including public sector, banking and retail</w:t>
+        <w:br/>
+        <w:t>- responsibilities may include requirements gathering, ETL/data preparation, analysis, machine learning where relevant, dashboards and stakeholder restitution</w:t>
+        <w:br/>
+        <w:t>- exposure to Data Strategy, Data Management, Data Governance and Data Culture</w:t>
+        <w:br/>
+        <w:t>- small-team management experience: 2-3 people at Ipsos, notably junior/alternant profiles</w:t>
+        <w:br/>
+        <w:t>- professional tools should only be listed when actually used</w:t>
+        <w:br/>
+        <w:t>- Alyra Ethereum/Solidity/smart-contract background is TRAINING, not professional blockchain employment</w:t>
+        <w:br/>
+        <w:br/>
+        <w:t>Create:</w:t>
+        <w:br/>
+        <w:t>1. a short homepage experience snapshot</w:t>
+        <w:br/>
+        <w:t>2. a full Experience timeline</w:t>
+        <w:br/>
+        <w:t>3. selected Experience Highlights focused on impact/responsibility, not task dumping</w:t>
+        <w:br/>
+        <w:t>4. a Credentials section</w:t>
+        <w:br/>
+        <w:t>5. evidence_type on every relevant item: PROFESSIONAL | PERSONAL_PROJECT | TRAINING | LAB</w:t>
+        <w:br/>
+        <w:t>6. French and English editorial versions</w:t>
+        <w:br/>
+        <w:br/>
+        <w:t>Safety rules:</w:t>
+        <w:br/>
+        <w:t>- never invent dates, employers, clients, metrics or job titles</w:t>
+        <w:br/>
+        <w:t>- never convert a training, interest or personal project into professional experience</w:t>
+        <w:br/>
+        <w:t>- if a fact is missing, render it as unavailable or omit it rather than guessing</w:t>
+        <w:br/>
+        <w:t>- About Me retrieval must consume this structured source as the authority for professional claims</w:t>
+        <w:br/>
+        <w:br/>
+        <w:t>The result should make the trajectory obvious:</w:t>
+        <w:br/>
+        <w:t>Experienced Data professional -&gt; AI Engineering / Agents -&gt; Physical AI / Robotics.</w:t>
+      </w:r>
+    </w:p>
+    <w:p>
+      <w:pPr>
+        <w:pStyle w:val="Heading2"/>
+      </w:pPr>
+      <w:r>
+        <w:t>Prompt 16 - Release reviewer</w:t>
       </w:r>
     </w:p>
     <w:p>
@@ -8739,6 +9171,10 @@
         <w:t>- new SignalLab scores are explainable</w:t>
         <w:br/>
         <w:t>- scope guardian criteria are satisfied</w:t>
+        <w:br/>
+        <w:t>- professional experience remains visible and is not diluted by future-facing Lab content</w:t>
+        <w:br/>
+        <w:t>- PROFESSIONAL / PERSONAL_PROJECT / TRAINING / LAB evidence types are not conflated</w:t>
         <w:br/>
         <w:br/>
         <w:t>Return PASS or BLOCKED with exact blockers.</w:t>
@@ -8766,6 +9202,7 @@
       <w:tr>
         <w:trPr>
           <w:tblHeader w:val="true"/>
+          <w:cantSplit/>
         </w:trPr>
         <w:tc>
           <w:tcPr>
@@ -8839,6 +9276,9 @@
         </w:tc>
       </w:tr>
       <w:tr>
+        <w:trPr>
+          <w:cantSplit/>
+        </w:trPr>
         <w:tc>
           <w:tcPr>
             <w:tcW w:type="dxa" w:w="5083"/>
@@ -8907,6 +9347,9 @@
         </w:tc>
       </w:tr>
       <w:tr>
+        <w:trPr>
+          <w:cantSplit/>
+        </w:trPr>
         <w:tc>
           <w:tcPr>
             <w:tcW w:type="dxa" w:w="5083"/>
@@ -8977,6 +9420,9 @@
         </w:tc>
       </w:tr>
       <w:tr>
+        <w:trPr>
+          <w:cantSplit/>
+        </w:trPr>
         <w:tc>
           <w:tcPr>
             <w:tcW w:type="dxa" w:w="5083"/>
@@ -9045,6 +9491,9 @@
         </w:tc>
       </w:tr>
       <w:tr>
+        <w:trPr>
+          <w:cantSplit/>
+        </w:trPr>
         <w:tc>
           <w:tcPr>
             <w:tcW w:type="dxa" w:w="5083"/>
@@ -9115,6 +9564,9 @@
         </w:tc>
       </w:tr>
       <w:tr>
+        <w:trPr>
+          <w:cantSplit/>
+        </w:trPr>
         <w:tc>
           <w:tcPr>
             <w:tcW w:type="dxa" w:w="5083"/>
@@ -9183,6 +9635,9 @@
         </w:tc>
       </w:tr>
       <w:tr>
+        <w:trPr>
+          <w:cantSplit/>
+        </w:trPr>
         <w:tc>
           <w:tcPr>
             <w:tcW w:type="dxa" w:w="5083"/>
@@ -9253,6 +9708,9 @@
         </w:tc>
       </w:tr>
       <w:tr>
+        <w:trPr>
+          <w:cantSplit/>
+        </w:trPr>
         <w:tc>
           <w:tcPr>
             <w:tcW w:type="dxa" w:w="5083"/>
@@ -9316,6 +9774,31 @@
                 <w:sz w:val="16"/>
               </w:rPr>
               <w:t>CI green, bilingual completeness, changelog, deploy preview reviewed</w:t>
+            </w:r>
+          </w:p>
+        </w:tc>
+      </w:tr>
+      <w:tr>
+        <w:trPr>
+          <w:cantSplit/>
+        </w:trPr>
+        <w:tc>
+          <w:tcPr>
+            <w:tcW w:type="dxa" w:w="5083"/>
+          </w:tcPr>
+          <w:p>
+            <w:r>
+              <w:t>Experience / Parcours</w:t>
+            </w:r>
+          </w:p>
+        </w:tc>
+        <w:tc>
+          <w:tcPr>
+            <w:tcW w:type="dxa" w:w="5083"/>
+          </w:tcPr>
+          <w:p>
+            <w:r>
+              <w:t>FR/EN, timeline concise, séniorité visible, responsabilités/impact, management/credentials, evidence types explicites, aucune inflation de l’expérience</w:t>
             </w:r>
           </w:p>
         </w:tc>
